--- a/examples/transf/doc/dal_smoothing_clustering.docx
+++ b/examples/transf/doc/dal_smoothing_clustering.docx
@@ -455,7 +455,7 @@
         <w:rPr>
           <w:rStyle w:val="VerbatimChar"/>
         </w:rPr>
-        <w:t xml:space="preserve">## 5.19875    6.58 </w:t>
+        <w:t xml:space="preserve">## 5.22409638554217 6.61044776119403 </w:t>
       </w:r>
       <w:r>
         <w:br/>
@@ -464,7 +464,7 @@
         <w:rPr>
           <w:rStyle w:val="VerbatimChar"/>
         </w:rPr>
-        <w:t xml:space="preserve">##      80      70</w:t>
+        <w:t xml:space="preserve">##               83               67</w:t>
       </w:r>
     </w:p>
     <w:p>
@@ -498,7 +498,7 @@
         <w:rPr>
           <w:rStyle w:val="VerbatimChar"/>
         </w:rPr>
-        <w:t xml:space="preserve">## [1] 4.300000 5.889375 7.900000</w:t>
+        <w:t xml:space="preserve">## [1] 4.300000 5.917272 7.900000</w:t>
       </w:r>
     </w:p>
     <w:p>
@@ -615,7 +615,7 @@
         <w:rPr>
           <w:rStyle w:val="VerbatimChar"/>
         </w:rPr>
-        <w:t xml:space="preserve">## [1] 1.097573</w:t>
+        <w:t xml:space="preserve">## [1] 1.12088</w:t>
       </w:r>
     </w:p>
     <w:p>
@@ -912,7 +912,7 @@
         <w:rPr>
           <w:rStyle w:val="VerbatimChar"/>
         </w:rPr>
-        <w:t xml:space="preserve">##              4.4 4.70909090909091 5.04666666666667 5.63243243243243         6.215625             6.65             7.06 </w:t>
+        <w:t xml:space="preserve">## 4.52727272727273 4.92380952380952 5.13076923076923 5.44285714285714 5.72916666666667         6.215625            6.725 </w:t>
       </w:r>
       <w:r>
         <w:br/>
@@ -921,7 +921,7 @@
         <w:rPr>
           <w:rStyle w:val="VerbatimChar"/>
         </w:rPr>
-        <w:t xml:space="preserve">##                5               11               30               37               32               18               10 </w:t>
+        <w:t xml:space="preserve">##               11               21               13               14               24               32               24 </w:t>
       </w:r>
       <w:r>
         <w:br/>
@@ -930,7 +930,7 @@
         <w:rPr>
           <w:rStyle w:val="VerbatimChar"/>
         </w:rPr>
-        <w:t xml:space="preserve">## 7.67142857142857 </w:t>
+        <w:t xml:space="preserve">## 7.50909090909091 </w:t>
       </w:r>
       <w:r>
         <w:br/>
@@ -939,7 +939,7 @@
         <w:rPr>
           <w:rStyle w:val="VerbatimChar"/>
         </w:rPr>
-        <w:t xml:space="preserve">##                7</w:t>
+        <w:t xml:space="preserve">##               11</w:t>
       </w:r>
     </w:p>
     <w:p>
@@ -956,7 +956,11 @@
         <w:t xml:space="preserve">- MacQueen, J. (1967). Some Methods for Classification and Analysis of Multivariate Observations.</w:t>
       </w:r>
     </w:p>
-    <w:sectPr/>
+    <w:sectPr>
+      <w:footnotePr>
+        <w:numRestart w:val="eachSect"/>
+      </w:footnotePr>
+    </w:sectPr>
   </w:body>
 </w:document>
 </file>
@@ -1128,8 +1132,6 @@
     </w:pPr>
     <w:rPr>
       <w:rFonts w:asciiTheme="majorHAnsi" w:cstheme="majorBidi" w:eastAsiaTheme="majorEastAsia" w:hAnsiTheme="majorHAnsi"/>
-      <w:spacing w:val="-10"/>
-      <w:kern w:val="28"/>
       <w:sz w:val="56"/>
       <w:szCs w:val="56"/>
     </w:rPr>
@@ -1142,15 +1144,13 @@
     <w:rsid w:val="00A10FD9"/>
     <w:rPr>
       <w:rFonts w:asciiTheme="majorHAnsi" w:cstheme="majorBidi" w:eastAsiaTheme="majorEastAsia" w:hAnsiTheme="majorHAnsi"/>
-      <w:spacing w:val="-10"/>
-      <w:kern w:val="28"/>
       <w:sz w:val="56"/>
       <w:szCs w:val="56"/>
     </w:rPr>
   </w:style>
   <w:style w:styleId="Subtitle" w:type="paragraph">
     <w:name w:val="Subtitle"/>
-    <w:basedOn w:val="Normal"/>
+    <w:basedOn w:val="Title"/>
     <w:next w:val="BodyText"/>
     <w:link w:val="SubtitleChar"/>
     <w:uiPriority w:val="11"/>
@@ -1163,7 +1163,6 @@
     </w:pPr>
     <w:rPr>
       <w:rFonts w:cstheme="majorBidi" w:eastAsiaTheme="majorEastAsia"/>
-      <w:color w:themeColor="text1" w:themeTint="A6" w:val="595959"/>
       <w:spacing w:val="15"/>
       <w:sz w:val="28"/>
       <w:szCs w:val="28"/>
@@ -1185,23 +1184,31 @@
   </w:style>
   <w:style w:customStyle="1" w:styleId="Author" w:type="paragraph">
     <w:name w:val="Author"/>
+    <w:basedOn w:val="Title"/>
     <w:next w:val="BodyText"/>
     <w:qFormat/>
     <w:pPr>
       <w:keepNext/>
       <w:keepLines/>
-      <w:jc w:val="center"/>
-    </w:pPr>
+    </w:pPr>
+    <w:rPr>
+      <w:sz w:val="24"/>
+      <w:szCs w:val="24"/>
+    </w:rPr>
   </w:style>
   <w:style w:styleId="Date" w:type="paragraph">
     <w:name w:val="Date"/>
+    <w:basedOn w:val="Title"/>
     <w:next w:val="BodyText"/>
     <w:qFormat/>
     <w:pPr>
       <w:keepNext/>
       <w:keepLines/>
-      <w:jc w:val="center"/>
-    </w:pPr>
+    </w:pPr>
+    <w:rPr>
+      <w:sz w:val="24"/>
+      <w:szCs w:val="24"/>
+    </w:rPr>
   </w:style>
   <w:style w:customStyle="1" w:styleId="AbstractTitle" w:type="paragraph">
     <w:name w:val="Abstract Title"/>
@@ -1216,7 +1223,6 @@
     </w:pPr>
     <w:rPr>
       <w:b/>
-      <w:color w:val="345A8A"/>
       <w:sz w:val="20"/>
       <w:szCs w:val="20"/>
     </w:rPr>
